--- a/assets/docs/dinh-lang-chuong.docx
+++ b/assets/docs/dinh-lang-chuong.docx
@@ -1,17 +1,19 @@
 
 <file path=word/document.xml><?xml version="1.0" encoding="utf-8"?>
-<w:document xmlns:wpc="http://schemas.microsoft.com/office/word/2010/wordprocessingCanvas" xmlns:mc="http://schemas.openxmlformats.org/markup-compatibility/2006" xmlns:o="urn:schemas-microsoft-com:office:office" xmlns:r="http://schemas.openxmlformats.org/officeDocument/2006/relationships" xmlns:m="http://schemas.openxmlformats.org/officeDocument/2006/math" xmlns:v="urn:schemas-microsoft-com:vml" xmlns:wp14="http://schemas.microsoft.com/office/word/2010/wordprocessingDrawing" xmlns:wp="http://schemas.openxmlformats.org/drawingml/2006/wordprocessingDrawing" xmlns:w10="urn:schemas-microsoft-com:office:word" xmlns:w="http://schemas.openxmlformats.org/wordprocessingml/2006/main" xmlns:w14="http://schemas.microsoft.com/office/word/2010/wordml" xmlns:w15="http://schemas.microsoft.com/office/word/2012/wordml" xmlns:wpg="http://schemas.microsoft.com/office/word/2010/wordprocessingGroup" xmlns:wpi="http://schemas.microsoft.com/office/word/2010/wordprocessingInk" xmlns:wne="http://schemas.microsoft.com/office/word/2006/wordml" xmlns:wps="http://schemas.microsoft.com/office/word/2010/wordprocessingShape" mc:Ignorable="w14 w15 wp14">
+<w:document xmlns:wpc="http://schemas.microsoft.com/office/word/2010/wordprocessingCanvas" xmlns:cx="http://schemas.microsoft.com/office/drawing/2014/chartex" xmlns:cx1="http://schemas.microsoft.com/office/drawing/2015/9/8/chartex" xmlns:cx2="http://schemas.microsoft.com/office/drawing/2015/10/21/chartex" xmlns:cx3="http://schemas.microsoft.com/office/drawing/2016/5/9/chartex" xmlns:cx4="http://schemas.microsoft.com/office/drawing/2016/5/10/chartex" xmlns:cx5="http://schemas.microsoft.com/office/drawing/2016/5/11/chartex" xmlns:cx6="http://schemas.microsoft.com/office/drawing/2016/5/12/chartex" xmlns:cx7="http://schemas.microsoft.com/office/drawing/2016/5/13/chartex" xmlns:cx8="http://schemas.microsoft.com/office/drawing/2016/5/14/chartex" xmlns:mc="http://schemas.openxmlformats.org/markup-compatibility/2006" xmlns:aink="http://schemas.microsoft.com/office/drawing/2016/ink" xmlns:am3d="http://schemas.microsoft.com/office/drawing/2017/model3d" xmlns:o="urn:schemas-microsoft-com:office:office" xmlns:oel="http://schemas.microsoft.com/office/2019/extlst" xmlns:r="http://schemas.openxmlformats.org/officeDocument/2006/relationships" xmlns:m="http://schemas.openxmlformats.org/officeDocument/2006/math" xmlns:v="urn:schemas-microsoft-com:vml" xmlns:wp14="http://schemas.microsoft.com/office/word/2010/wordprocessingDrawing" xmlns:wp="http://schemas.openxmlformats.org/drawingml/2006/wordprocessingDrawing" xmlns:w10="urn:schemas-microsoft-com:office:word" xmlns:w="http://schemas.openxmlformats.org/wordprocessingml/2006/main" xmlns:w14="http://schemas.microsoft.com/office/word/2010/wordml" xmlns:w15="http://schemas.microsoft.com/office/word/2012/wordml" xmlns:w16cex="http://schemas.microsoft.com/office/word/2018/wordml/cex" xmlns:w16cid="http://schemas.microsoft.com/office/word/2016/wordml/cid" xmlns:w16="http://schemas.microsoft.com/office/word/2018/wordml" xmlns:w16du="http://schemas.microsoft.com/office/word/2023/wordml/word16du" xmlns:w16sdtdh="http://schemas.microsoft.com/office/word/2020/wordml/sdtdatahash" xmlns:w16se="http://schemas.microsoft.com/office/word/2015/wordml/symex" xmlns:wpg="http://schemas.microsoft.com/office/word/2010/wordprocessingGroup" xmlns:wpi="http://schemas.microsoft.com/office/word/2010/wordprocessingInk" xmlns:wne="http://schemas.microsoft.com/office/word/2006/wordml" xmlns:wps="http://schemas.microsoft.com/office/word/2010/wordprocessingShape" mc:Ignorable="w14 w15 w16se w16cid w16 w16cex w16sdtdh w16du wp14">
   <w:body>
     <w:p>
       <w:pPr>
         <w:shd w:val="clear" w:color="auto" w:fill="FFFFFF"/>
         <w:spacing w:before="150" w:after="150" w:line="270" w:lineRule="atLeast"/>
+        <w:ind w:left="-567"/>
+        <w:jc w:val="center"/>
         <w:outlineLvl w:val="0"/>
         <w:rPr>
           <w:rFonts w:ascii="Times New Roman" w:eastAsia="Times New Roman" w:hAnsi="Times New Roman" w:cs="Times New Roman"/>
           <w:b/>
           <w:bCs/>
-          <w:color w:val="0179E9"/>
+          <w:color w:val="000000" w:themeColor="text1"/>
           <w:kern w:val="36"/>
           <w:sz w:val="28"/>
           <w:szCs w:val="28"/>
@@ -22,7 +24,7 @@
           <w:rFonts w:ascii="Times New Roman" w:eastAsia="Times New Roman" w:hAnsi="Times New Roman" w:cs="Times New Roman"/>
           <w:b/>
           <w:bCs/>
-          <w:color w:val="0179E9"/>
+          <w:color w:val="000000" w:themeColor="text1"/>
           <w:kern w:val="36"/>
           <w:sz w:val="28"/>
           <w:szCs w:val="28"/>
@@ -33,38 +35,13 @@
     <w:p>
       <w:pPr>
         <w:shd w:val="clear" w:color="auto" w:fill="FFFFFF"/>
-        <w:spacing w:after="0" w:line="240" w:lineRule="auto"/>
-        <w:rPr>
-          <w:rFonts w:ascii="Times New Roman" w:eastAsia="Times New Roman" w:hAnsi="Times New Roman" w:cs="Times New Roman"/>
-          <w:color w:val="333333"/>
-          <w:sz w:val="28"/>
-          <w:szCs w:val="28"/>
-        </w:rPr>
-      </w:pPr>
-      <w:hyperlink r:id="rId5" w:history="1">
-        <w:r>
-          <w:rPr>
-            <w:rFonts w:ascii="Times New Roman" w:eastAsia="Times New Roman" w:hAnsi="Times New Roman" w:cs="Times New Roman"/>
-            <w:color w:val="000000"/>
-            <w:sz w:val="28"/>
-            <w:szCs w:val="28"/>
-            <w:u w:val="single"/>
-          </w:rPr>
-          <w:t> </w:t>
-        </w:r>
-      </w:hyperlink>
-    </w:p>
-    <w:p>
-      <w:pPr>
-        <w:shd w:val="clear" w:color="auto" w:fill="FFFFFF"/>
         <w:spacing w:after="150" w:line="300" w:lineRule="atLeast"/>
+        <w:ind w:left="-567"/>
         <w:jc w:val="both"/>
         <w:outlineLvl w:val="4"/>
         <w:rPr>
           <w:rFonts w:ascii="Times New Roman" w:eastAsia="Times New Roman" w:hAnsi="Times New Roman" w:cs="Times New Roman"/>
-          <w:b/>
-          <w:bCs/>
-          <w:color w:val="333333"/>
+          <w:color w:val="000000" w:themeColor="text1"/>
           <w:sz w:val="28"/>
           <w:szCs w:val="28"/>
         </w:rPr>
@@ -72,9 +49,7 @@
       <w:r>
         <w:rPr>
           <w:rFonts w:ascii="Times New Roman" w:eastAsia="Times New Roman" w:hAnsi="Times New Roman" w:cs="Times New Roman"/>
-          <w:b/>
-          <w:bCs/>
-          <w:color w:val="333333"/>
+          <w:color w:val="000000" w:themeColor="text1"/>
           <w:sz w:val="28"/>
           <w:szCs w:val="28"/>
         </w:rPr>
@@ -85,10 +60,11 @@
       <w:pPr>
         <w:shd w:val="clear" w:color="auto" w:fill="FFFFFF"/>
         <w:spacing w:before="100" w:beforeAutospacing="1" w:after="100" w:afterAutospacing="1" w:line="240" w:lineRule="auto"/>
+        <w:ind w:left="-567"/>
         <w:jc w:val="both"/>
         <w:rPr>
           <w:rFonts w:ascii="Times New Roman" w:eastAsia="Times New Roman" w:hAnsi="Times New Roman" w:cs="Times New Roman"/>
-          <w:color w:val="333333"/>
+          <w:color w:val="000000" w:themeColor="text1"/>
           <w:sz w:val="28"/>
           <w:szCs w:val="28"/>
         </w:rPr>
@@ -96,9 +72,7 @@
       <w:r>
         <w:rPr>
           <w:rFonts w:ascii="Times New Roman" w:eastAsia="Times New Roman" w:hAnsi="Times New Roman" w:cs="Times New Roman"/>
-          <w:b/>
-          <w:bCs/>
-          <w:color w:val="0061D4"/>
+          <w:color w:val="000000" w:themeColor="text1"/>
           <w:sz w:val="28"/>
           <w:szCs w:val="28"/>
         </w:rPr>
@@ -107,22 +81,23 @@
       <w:r>
         <w:rPr>
           <w:rFonts w:ascii="Times New Roman" w:eastAsia="Times New Roman" w:hAnsi="Times New Roman" w:cs="Times New Roman"/>
-          <w:color w:val="333333"/>
+          <w:color w:val="000000" w:themeColor="text1"/>
           <w:sz w:val="28"/>
           <w:szCs w:val="28"/>
         </w:rPr>
         <w:br/>
-        <w:t>Hiện nay đình làng Chuông tọa lạc trên khuôn viên đất rộng, cao thoáng ở trung tâm làng Chuông. Bố cục mặt bằng di tích được làm theo lối kiến trúc hình chữ đinh gồm 7 gian tiền đình và hai gian hậu cung, ngoảnh hướng Nam. Tòa tiền đình xây gạch chỉ, ngoài phủ vữa quét ve vàng, mái lợp ngói mũi, bờ nóc lợp ngói bò. Bờ dải hai hồi xây gạch, ngoài phủ vữa. Bảy gian tòa tiền đình đều trổ cửa bức bàn, sơn màu nâu. Giữa sân và nội tự được ngăn cách bởi hàng hiên nhỏ chạy suốt bảy gian. Nền đình lát gạch vuông truyền thống. Kết cấu chịu lực bên trong được tạo bởi 8 vì có chung một kiểu thức gắn kết theo lốì kèo kìm cánh báng, quá giang gác tường. Hậu cung được tạo bởi 2 gian, tường xây gạch chỉ, mái lợp ngói mũi, kết cấu chịu lực bên trong được tạo bởi 3 vì, mỗi vì hai hàng chân cột, các cấu kiện được gắn kết theo kiểu thức kẻ chuyền, trốn cột, bào trơn đóng bén, không chạm khắc cầu kỳ. Hậu cung có khám thờ đặt long ngai bài vị. Đồ rước sách có kiệu bát cống, chấp kích, bát bửu, tàn lọng và nhiều đồ thờ được sơn thếp. Hiện trong đình còn lưu giữ được nhiều hiện vật, sắc phong và đồ thờ tự quý giá. Những hiện vật này phần nào khẳng định lịch sử ra đời của di tích. Đồng thời cho biết,</w:t>
+        <w:t>Hiện nay đình làng Chuông tọa lạc trên khuôn viên đất rộng, cao thoáng ở trung tâm làng Chuông. Bố cục mặt bằng di tích được làm theo lối kiến trúc hình chữ đinh gồm 7 gian tiền đình và hai gian hậu cung, ngoảnh hướng Nam. Tòa tiền đình xây gạch chỉ, ngoài phủ vữa quét ve vàng, mái lợp ngói mũi, bờ nóc lợp ngói bò. Bờ dải hai hồi xây gạch, ngoài phủ vữa. Bảy gian tòa tiền đình đều trổ cửa bức bàn, sơn màu nâu. Giữa sân và nội tự được ngăn cách bởi hàng hiên nhỏ chạy suốt bảy gian. Nền đình lát gạch vuông truyền thống. Kết cấu chịu lực bên trong được tạo bởi 8 vì có chung một kiểu thức gắn kết theo lốì kèo kìm cánh báng, quá giang gác tường. Hậu cung được tạo bởi 2 gian, tường xây gạch chỉ, mái lợp ngói mũi, kết cấu chịu lực bên trong được tạo bởi 3 vì, mỗi vì hai hàng chân cột, các cấu kiện được gắn kết theo kiểu thức kẻ chuyền, trốn cột, bào trơn đóng bén, không chạm khắc cầu kỳ. Hậu cung có khám thờ đặt long ngai bài vị. Đồ rước sách có kiệu bát cống, chấp kích, bát bửu, tàn lọng và nhiều đồ thờ được sơn thếp. Hiện trong đình còn lưu giữ được nhiều hiện vật, sắc phong và đồ thờ tự quý giá. Những hiện vật này phần nào khẳng định lịch sử ra đời của di tích. Đồng thời cho biết, đình làng Chuông tôn thờ đức Thánh Cao Sơn, Quý Minh đại vương và Trấn Giang Đô Thống. Ngoài ra đình cũng thờ Nàng Giã Đại Thần - một vị nữ tướng của hai Bà Trưng. Sau này vào thời Nguyễn, đình còn thờ một vị phúc Thần là người con của quê hương Nhã Nam, đó là ông Nguyễn Đức Hiên đã công đức tiền của tu sửa đình.</w:t>
       </w:r>
     </w:p>
     <w:p>
       <w:pPr>
         <w:shd w:val="clear" w:color="auto" w:fill="FFFFFF"/>
         <w:spacing w:before="100" w:beforeAutospacing="1" w:after="100" w:afterAutospacing="1" w:line="240" w:lineRule="auto"/>
+        <w:ind w:left="-567"/>
         <w:jc w:val="both"/>
         <w:rPr>
           <w:rFonts w:ascii="Times New Roman" w:eastAsia="Times New Roman" w:hAnsi="Times New Roman" w:cs="Times New Roman"/>
-          <w:color w:val="FF0000"/>
+          <w:color w:val="000000" w:themeColor="text1"/>
           <w:sz w:val="28"/>
           <w:szCs w:val="28"/>
         </w:rPr>
@@ -130,63 +105,40 @@
       <w:r>
         <w:rPr>
           <w:rFonts w:ascii="Times New Roman" w:eastAsia="Times New Roman" w:hAnsi="Times New Roman" w:cs="Times New Roman"/>
-          <w:color w:val="333333"/>
-          <w:sz w:val="28"/>
-          <w:szCs w:val="28"/>
-        </w:rPr>
-        <w:lastRenderedPageBreak/>
-        <w:t xml:space="preserve"> </w:t>
+          <w:color w:val="000000" w:themeColor="text1"/>
+          <w:sz w:val="28"/>
+          <w:szCs w:val="28"/>
+        </w:rPr>
+        <w:t xml:space="preserve">Trong những năm đầu của cuộc khởi nghĩa Yên Thế, Hoàng Hoa Thám đã tổ chức nhiều cuộc họp quan trọng, bàn việc tổ chức những trận đánh lớn chống thực dân Pháp xâm lược và tay sai tại đình làng Chuông. Làng Chuông còn là nơi sinh ra Dương Văn Truật còn gọi là Đề Hậu - một trong những vị tướng tài giỏi, giữ vai trò chủ chốt trong phong trào khởi nghĩa Yên Thế. Ông có tài bắn cung bách phát - bách trúng khiến bọn </w:t>
       </w:r>
       <w:r>
         <w:rPr>
           <w:rFonts w:ascii="Times New Roman" w:eastAsia="Times New Roman" w:hAnsi="Times New Roman" w:cs="Times New Roman"/>
-          <w:color w:val="FF0000"/>
-          <w:sz w:val="28"/>
-          <w:szCs w:val="28"/>
-        </w:rPr>
-        <w:t>đình làng Chuông tôn thờ đức Thánh Cao Sơn, Quý Minh đại vương và Trấn Giang Đô Thống. Ngoài ra đình cũng thờ Nàng Giã Đại Thần - một vị nữ tướng của hai Bà Trưng. Sau này vào thời Nguyễn, đình còn thờ một vị phúc Thần là người con của quê hương Nhã Nam, đó là ông Nguyễn Đức Hiên đã công đức tiền của tu sửa đình.</w:t>
+          <w:color w:val="000000" w:themeColor="text1"/>
+          <w:sz w:val="28"/>
+          <w:szCs w:val="28"/>
+        </w:rPr>
+        <w:lastRenderedPageBreak/>
+        <w:t>giặc Cờ Đen do Ngô Côn cầm đầu và sau này là thực dân Pháp và bè lũ tay sai phải kinh hoàng, khiếp sợ khi nhắc đên tên ông. Khi Lương Văn Nắm (Đề Nắm) - người làng Hả giương cao ngọn cờ khởi nghĩa chống thực dân Pháp, Dương Văn Truật gia nhập nghĩa quân, trở thành một trong những vị tướng giỏi giúp Đề Nắm và sau này là Đề Thám tổ chức nhiều trận đánh, gây cho thực dân Pháp những tổn thất lớn cả về người và của.</w:t>
       </w:r>
     </w:p>
     <w:p>
       <w:pPr>
         <w:shd w:val="clear" w:color="auto" w:fill="FFFFFF"/>
         <w:spacing w:before="100" w:beforeAutospacing="1" w:after="100" w:afterAutospacing="1" w:line="240" w:lineRule="auto"/>
+        <w:ind w:left="-567"/>
         <w:jc w:val="both"/>
         <w:rPr>
           <w:rFonts w:ascii="Times New Roman" w:eastAsia="Times New Roman" w:hAnsi="Times New Roman" w:cs="Times New Roman"/>
-          <w:color w:val="333333"/>
-          <w:sz w:val="28"/>
-          <w:szCs w:val="28"/>
-        </w:rPr>
-      </w:pPr>
-      <w:bookmarkStart w:id="0" w:name="_GoBack"/>
-      <w:bookmarkEnd w:id="0"/>
+          <w:color w:val="000000" w:themeColor="text1"/>
+          <w:sz w:val="28"/>
+          <w:szCs w:val="28"/>
+        </w:rPr>
+      </w:pPr>
       <w:r>
         <w:rPr>
           <w:rFonts w:ascii="Times New Roman" w:eastAsia="Times New Roman" w:hAnsi="Times New Roman" w:cs="Times New Roman"/>
-          <w:color w:val="333333"/>
-          <w:sz w:val="28"/>
-          <w:szCs w:val="28"/>
-        </w:rPr>
-        <w:t>Trong những năm đầu của cuộc khởi nghĩa Yên Thế, Hoàng Hoa Thám đã tổ chức nhiều cuộc họp quan trọng, bàn việc tổ chức những trận đánh lớn chống thực dân Pháp xâm lược và tay sai tại đình làng Chuông. Làng Chuông còn là nơi sinh ra Dương Văn Truật còn gọi là Đề Hậu - một trong những vị tướng tài giỏi, giữ vai trò chủ chốt trong phong trào khởi nghĩa Yên Thế. Ông có tài bắn cung bách phát - bách trúng khiến bọn giặc Cờ Đen do Ngô Côn cầm đầu và sau này là thực dân Pháp và bè lũ tay sai phải kinh hoàng, khiếp sợ khi nhắc đên tên ông. Khi Lương Văn Nắm (Đề Nắm) - người làng Hả giương cao ngọn cờ khởi nghĩa chống thực dân Pháp, Dương Văn Truật gia nhập nghĩa quân, trở thành một trong những vị tướng giỏi giúp Đề Nắm và sau này là Đề Thám tổ chức nhiều trận đánh, gây cho thực dân Pháp những tổn thất lớn cả về người và của.</w:t>
-      </w:r>
-    </w:p>
-    <w:p>
-      <w:pPr>
-        <w:shd w:val="clear" w:color="auto" w:fill="FFFFFF"/>
-        <w:spacing w:before="100" w:beforeAutospacing="1" w:after="100" w:afterAutospacing="1" w:line="240" w:lineRule="auto"/>
-        <w:jc w:val="both"/>
-        <w:rPr>
-          <w:rFonts w:ascii="Times New Roman" w:eastAsia="Times New Roman" w:hAnsi="Times New Roman" w:cs="Times New Roman"/>
-          <w:color w:val="333333"/>
-          <w:sz w:val="28"/>
-          <w:szCs w:val="28"/>
-        </w:rPr>
-      </w:pPr>
-      <w:r>
-        <w:rPr>
-          <w:rFonts w:ascii="Times New Roman" w:eastAsia="Times New Roman" w:hAnsi="Times New Roman" w:cs="Times New Roman"/>
-          <w:color w:val="333333"/>
+          <w:color w:val="000000" w:themeColor="text1"/>
           <w:sz w:val="28"/>
           <w:szCs w:val="28"/>
         </w:rPr>
@@ -195,7 +147,7 @@
       <w:r>
         <w:rPr>
           <w:rFonts w:ascii="Times New Roman" w:eastAsia="Times New Roman" w:hAnsi="Times New Roman" w:cs="Times New Roman"/>
-          <w:color w:val="333333"/>
+          <w:color w:val="000000" w:themeColor="text1"/>
           <w:sz w:val="28"/>
           <w:szCs w:val="28"/>
         </w:rPr>
@@ -207,10 +159,11 @@
       <w:pPr>
         <w:shd w:val="clear" w:color="auto" w:fill="FFFFFF"/>
         <w:spacing w:before="100" w:beforeAutospacing="1" w:after="100" w:afterAutospacing="1" w:line="240" w:lineRule="auto"/>
+        <w:ind w:left="-567"/>
         <w:jc w:val="both"/>
         <w:rPr>
           <w:rFonts w:ascii="Times New Roman" w:eastAsia="Times New Roman" w:hAnsi="Times New Roman" w:cs="Times New Roman"/>
-          <w:color w:val="333333"/>
+          <w:color w:val="000000" w:themeColor="text1"/>
           <w:sz w:val="28"/>
           <w:szCs w:val="28"/>
         </w:rPr>
@@ -218,16 +171,17 @@
       <w:r>
         <w:rPr>
           <w:rFonts w:ascii="Times New Roman" w:eastAsia="Times New Roman" w:hAnsi="Times New Roman" w:cs="Times New Roman"/>
-          <w:color w:val="333333"/>
-          <w:sz w:val="28"/>
-          <w:szCs w:val="28"/>
-        </w:rPr>
-        <w:t>                                                                                                                                                                                            BBT</w:t>
+          <w:color w:val="000000" w:themeColor="text1"/>
+          <w:sz w:val="28"/>
+          <w:szCs w:val="28"/>
+        </w:rPr>
+        <w:t xml:space="preserve">                                                                                                                                                                                            </w:t>
       </w:r>
     </w:p>
     <w:sectPr>
+      <w:footerReference w:type="default" r:id="rId7"/>
       <w:pgSz w:w="12240" w:h="15840"/>
-      <w:pgMar w:top="1440" w:right="1440" w:bottom="1440" w:left="1440" w:header="720" w:footer="720" w:gutter="0"/>
+      <w:pgMar w:top="1134" w:right="1467" w:bottom="709" w:left="1440" w:header="720" w:footer="132" w:gutter="0"/>
       <w:cols w:space="720"/>
       <w:docGrid w:linePitch="360"/>
     </w:sectPr>
@@ -235,9 +189,112 @@
 </w:document>
 </file>
 
+<file path=word/endnotes.xml><?xml version="1.0" encoding="utf-8"?>
+<w:endnotes xmlns:wpc="http://schemas.microsoft.com/office/word/2010/wordprocessingCanvas" xmlns:cx="http://schemas.microsoft.com/office/drawing/2014/chartex" xmlns:cx1="http://schemas.microsoft.com/office/drawing/2015/9/8/chartex" xmlns:cx2="http://schemas.microsoft.com/office/drawing/2015/10/21/chartex" xmlns:cx3="http://schemas.microsoft.com/office/drawing/2016/5/9/chartex" xmlns:cx4="http://schemas.microsoft.com/office/drawing/2016/5/10/chartex" xmlns:cx5="http://schemas.microsoft.com/office/drawing/2016/5/11/chartex" xmlns:cx6="http://schemas.microsoft.com/office/drawing/2016/5/12/chartex" xmlns:cx7="http://schemas.microsoft.com/office/drawing/2016/5/13/chartex" xmlns:cx8="http://schemas.microsoft.com/office/drawing/2016/5/14/chartex" xmlns:mc="http://schemas.openxmlformats.org/markup-compatibility/2006" xmlns:aink="http://schemas.microsoft.com/office/drawing/2016/ink" xmlns:am3d="http://schemas.microsoft.com/office/drawing/2017/model3d" xmlns:o="urn:schemas-microsoft-com:office:office" xmlns:oel="http://schemas.microsoft.com/office/2019/extlst" xmlns:r="http://schemas.openxmlformats.org/officeDocument/2006/relationships" xmlns:m="http://schemas.openxmlformats.org/officeDocument/2006/math" xmlns:v="urn:schemas-microsoft-com:vml" xmlns:wp14="http://schemas.microsoft.com/office/word/2010/wordprocessingDrawing" xmlns:wp="http://schemas.openxmlformats.org/drawingml/2006/wordprocessingDrawing" xmlns:w10="urn:schemas-microsoft-com:office:word" xmlns:w="http://schemas.openxmlformats.org/wordprocessingml/2006/main" xmlns:w14="http://schemas.microsoft.com/office/word/2010/wordml" xmlns:w15="http://schemas.microsoft.com/office/word/2012/wordml" xmlns:w16cex="http://schemas.microsoft.com/office/word/2018/wordml/cex" xmlns:w16cid="http://schemas.microsoft.com/office/word/2016/wordml/cid" xmlns:w16="http://schemas.microsoft.com/office/word/2018/wordml" xmlns:w16du="http://schemas.microsoft.com/office/word/2023/wordml/word16du" xmlns:w16sdtdh="http://schemas.microsoft.com/office/word/2020/wordml/sdtdatahash" xmlns:w16se="http://schemas.microsoft.com/office/word/2015/wordml/symex" xmlns:wpg="http://schemas.microsoft.com/office/word/2010/wordprocessingGroup" xmlns:wpi="http://schemas.microsoft.com/office/word/2010/wordprocessingInk" xmlns:wne="http://schemas.microsoft.com/office/word/2006/wordml" xmlns:wps="http://schemas.microsoft.com/office/word/2010/wordprocessingShape" mc:Ignorable="w14 w15 w16se w16cid w16 w16cex w16sdtdh w16du wp14">
+  <w:endnote w:type="separator" w:id="-1">
+    <w:p>
+      <w:pPr>
+        <w:spacing w:after="0" w:line="240" w:lineRule="auto"/>
+      </w:pPr>
+      <w:r>
+        <w:separator/>
+      </w:r>
+    </w:p>
+  </w:endnote>
+  <w:endnote w:type="continuationSeparator" w:id="0">
+    <w:p>
+      <w:pPr>
+        <w:spacing w:after="0" w:line="240" w:lineRule="auto"/>
+      </w:pPr>
+      <w:r>
+        <w:continuationSeparator/>
+      </w:r>
+    </w:p>
+  </w:endnote>
+</w:endnotes>
+</file>
+
+<file path=word/footer1.xml><?xml version="1.0" encoding="utf-8"?>
+<w:ftr xmlns:wpc="http://schemas.microsoft.com/office/word/2010/wordprocessingCanvas" xmlns:cx="http://schemas.microsoft.com/office/drawing/2014/chartex" xmlns:cx1="http://schemas.microsoft.com/office/drawing/2015/9/8/chartex" xmlns:cx2="http://schemas.microsoft.com/office/drawing/2015/10/21/chartex" xmlns:cx3="http://schemas.microsoft.com/office/drawing/2016/5/9/chartex" xmlns:cx4="http://schemas.microsoft.com/office/drawing/2016/5/10/chartex" xmlns:cx5="http://schemas.microsoft.com/office/drawing/2016/5/11/chartex" xmlns:cx6="http://schemas.microsoft.com/office/drawing/2016/5/12/chartex" xmlns:cx7="http://schemas.microsoft.com/office/drawing/2016/5/13/chartex" xmlns:cx8="http://schemas.microsoft.com/office/drawing/2016/5/14/chartex" xmlns:mc="http://schemas.openxmlformats.org/markup-compatibility/2006" xmlns:aink="http://schemas.microsoft.com/office/drawing/2016/ink" xmlns:am3d="http://schemas.microsoft.com/office/drawing/2017/model3d" xmlns:o="urn:schemas-microsoft-com:office:office" xmlns:oel="http://schemas.microsoft.com/office/2019/extlst" xmlns:r="http://schemas.openxmlformats.org/officeDocument/2006/relationships" xmlns:m="http://schemas.openxmlformats.org/officeDocument/2006/math" xmlns:v="urn:schemas-microsoft-com:vml" xmlns:wp14="http://schemas.microsoft.com/office/word/2010/wordprocessingDrawing" xmlns:wp="http://schemas.openxmlformats.org/drawingml/2006/wordprocessingDrawing" xmlns:w10="urn:schemas-microsoft-com:office:word" xmlns:w="http://schemas.openxmlformats.org/wordprocessingml/2006/main" xmlns:w14="http://schemas.microsoft.com/office/word/2010/wordml" xmlns:w15="http://schemas.microsoft.com/office/word/2012/wordml" xmlns:w16cex="http://schemas.microsoft.com/office/word/2018/wordml/cex" xmlns:w16cid="http://schemas.microsoft.com/office/word/2016/wordml/cid" xmlns:w16="http://schemas.microsoft.com/office/word/2018/wordml" xmlns:w16du="http://schemas.microsoft.com/office/word/2023/wordml/word16du" xmlns:w16sdtdh="http://schemas.microsoft.com/office/word/2020/wordml/sdtdatahash" xmlns:w16se="http://schemas.microsoft.com/office/word/2015/wordml/symex" xmlns:wpg="http://schemas.microsoft.com/office/word/2010/wordprocessingGroup" xmlns:wpi="http://schemas.microsoft.com/office/word/2010/wordprocessingInk" xmlns:wne="http://schemas.microsoft.com/office/word/2006/wordml" xmlns:wps="http://schemas.microsoft.com/office/word/2010/wordprocessingShape" mc:Ignorable="w14 w15 w16se w16cid w16 w16cex w16sdtdh w16du wp14">
+  <w:sdt>
+    <w:sdtPr>
+      <w:id w:val="-1278563314"/>
+      <w:docPartObj>
+        <w:docPartGallery w:val="Page Numbers (Bottom of Page)"/>
+        <w:docPartUnique/>
+      </w:docPartObj>
+    </w:sdtPr>
+    <w:sdtEndPr>
+      <w:rPr>
+        <w:noProof/>
+      </w:rPr>
+    </w:sdtEndPr>
+    <w:sdtContent>
+      <w:p>
+        <w:pPr>
+          <w:pStyle w:val="Footer"/>
+          <w:jc w:val="center"/>
+        </w:pPr>
+        <w:r>
+          <w:fldChar w:fldCharType="begin"/>
+        </w:r>
+        <w:r>
+          <w:instrText xml:space="preserve"> PAGE   \* MERGEFORMAT </w:instrText>
+        </w:r>
+        <w:r>
+          <w:fldChar w:fldCharType="separate"/>
+        </w:r>
+        <w:r>
+          <w:rPr>
+            <w:noProof/>
+          </w:rPr>
+          <w:t>2</w:t>
+        </w:r>
+        <w:r>
+          <w:rPr>
+            <w:noProof/>
+          </w:rPr>
+          <w:fldChar w:fldCharType="end"/>
+        </w:r>
+      </w:p>
+    </w:sdtContent>
+  </w:sdt>
+  <w:p>
+    <w:pPr>
+      <w:pStyle w:val="Footer"/>
+    </w:pPr>
+  </w:p>
+</w:ftr>
+</file>
+
+<file path=word/footnotes.xml><?xml version="1.0" encoding="utf-8"?>
+<w:footnotes xmlns:wpc="http://schemas.microsoft.com/office/word/2010/wordprocessingCanvas" xmlns:cx="http://schemas.microsoft.com/office/drawing/2014/chartex" xmlns:cx1="http://schemas.microsoft.com/office/drawing/2015/9/8/chartex" xmlns:cx2="http://schemas.microsoft.com/office/drawing/2015/10/21/chartex" xmlns:cx3="http://schemas.microsoft.com/office/drawing/2016/5/9/chartex" xmlns:cx4="http://schemas.microsoft.com/office/drawing/2016/5/10/chartex" xmlns:cx5="http://schemas.microsoft.com/office/drawing/2016/5/11/chartex" xmlns:cx6="http://schemas.microsoft.com/office/drawing/2016/5/12/chartex" xmlns:cx7="http://schemas.microsoft.com/office/drawing/2016/5/13/chartex" xmlns:cx8="http://schemas.microsoft.com/office/drawing/2016/5/14/chartex" xmlns:mc="http://schemas.openxmlformats.org/markup-compatibility/2006" xmlns:aink="http://schemas.microsoft.com/office/drawing/2016/ink" xmlns:am3d="http://schemas.microsoft.com/office/drawing/2017/model3d" xmlns:o="urn:schemas-microsoft-com:office:office" xmlns:oel="http://schemas.microsoft.com/office/2019/extlst" xmlns:r="http://schemas.openxmlformats.org/officeDocument/2006/relationships" xmlns:m="http://schemas.openxmlformats.org/officeDocument/2006/math" xmlns:v="urn:schemas-microsoft-com:vml" xmlns:wp14="http://schemas.microsoft.com/office/word/2010/wordprocessingDrawing" xmlns:wp="http://schemas.openxmlformats.org/drawingml/2006/wordprocessingDrawing" xmlns:w10="urn:schemas-microsoft-com:office:word" xmlns:w="http://schemas.openxmlformats.org/wordprocessingml/2006/main" xmlns:w14="http://schemas.microsoft.com/office/word/2010/wordml" xmlns:w15="http://schemas.microsoft.com/office/word/2012/wordml" xmlns:w16cex="http://schemas.microsoft.com/office/word/2018/wordml/cex" xmlns:w16cid="http://schemas.microsoft.com/office/word/2016/wordml/cid" xmlns:w16="http://schemas.microsoft.com/office/word/2018/wordml" xmlns:w16du="http://schemas.microsoft.com/office/word/2023/wordml/word16du" xmlns:w16sdtdh="http://schemas.microsoft.com/office/word/2020/wordml/sdtdatahash" xmlns:w16se="http://schemas.microsoft.com/office/word/2015/wordml/symex" xmlns:wpg="http://schemas.microsoft.com/office/word/2010/wordprocessingGroup" xmlns:wpi="http://schemas.microsoft.com/office/word/2010/wordprocessingInk" xmlns:wne="http://schemas.microsoft.com/office/word/2006/wordml" xmlns:wps="http://schemas.microsoft.com/office/word/2010/wordprocessingShape" mc:Ignorable="w14 w15 w16se w16cid w16 w16cex w16sdtdh w16du wp14">
+  <w:footnote w:type="separator" w:id="-1">
+    <w:p>
+      <w:pPr>
+        <w:spacing w:after="0" w:line="240" w:lineRule="auto"/>
+      </w:pPr>
+      <w:r>
+        <w:separator/>
+      </w:r>
+    </w:p>
+  </w:footnote>
+  <w:footnote w:type="continuationSeparator" w:id="0">
+    <w:p>
+      <w:pPr>
+        <w:spacing w:after="0" w:line="240" w:lineRule="auto"/>
+      </w:pPr>
+      <w:r>
+        <w:continuationSeparator/>
+      </w:r>
+    </w:p>
+  </w:footnote>
+</w:footnotes>
+</file>
+
 <file path=word/numbering.xml><?xml version="1.0" encoding="utf-8"?>
-<w:numbering xmlns:wpc="http://schemas.microsoft.com/office/word/2010/wordprocessingCanvas" xmlns:mc="http://schemas.openxmlformats.org/markup-compatibility/2006" xmlns:o="urn:schemas-microsoft-com:office:office" xmlns:r="http://schemas.openxmlformats.org/officeDocument/2006/relationships" xmlns:m="http://schemas.openxmlformats.org/officeDocument/2006/math" xmlns:v="urn:schemas-microsoft-com:vml" xmlns:wp14="http://schemas.microsoft.com/office/word/2010/wordprocessingDrawing" xmlns:wp="http://schemas.openxmlformats.org/drawingml/2006/wordprocessingDrawing" xmlns:w10="urn:schemas-microsoft-com:office:word" xmlns:w="http://schemas.openxmlformats.org/wordprocessingml/2006/main" xmlns:w14="http://schemas.microsoft.com/office/word/2010/wordml" xmlns:w15="http://schemas.microsoft.com/office/word/2012/wordml" xmlns:wpg="http://schemas.microsoft.com/office/word/2010/wordprocessingGroup" xmlns:wpi="http://schemas.microsoft.com/office/word/2010/wordprocessingInk" xmlns:wne="http://schemas.microsoft.com/office/word/2006/wordml" xmlns:wps="http://schemas.microsoft.com/office/word/2010/wordprocessingShape" mc:Ignorable="w14 w15 wp14">
-  <w:abstractNum w:abstractNumId="0">
+<w:numbering xmlns:wpc="http://schemas.microsoft.com/office/word/2010/wordprocessingCanvas" xmlns:cx="http://schemas.microsoft.com/office/drawing/2014/chartex" xmlns:cx1="http://schemas.microsoft.com/office/drawing/2015/9/8/chartex" xmlns:cx2="http://schemas.microsoft.com/office/drawing/2015/10/21/chartex" xmlns:cx3="http://schemas.microsoft.com/office/drawing/2016/5/9/chartex" xmlns:cx4="http://schemas.microsoft.com/office/drawing/2016/5/10/chartex" xmlns:cx5="http://schemas.microsoft.com/office/drawing/2016/5/11/chartex" xmlns:cx6="http://schemas.microsoft.com/office/drawing/2016/5/12/chartex" xmlns:cx7="http://schemas.microsoft.com/office/drawing/2016/5/13/chartex" xmlns:cx8="http://schemas.microsoft.com/office/drawing/2016/5/14/chartex" xmlns:mc="http://schemas.openxmlformats.org/markup-compatibility/2006" xmlns:aink="http://schemas.microsoft.com/office/drawing/2016/ink" xmlns:am3d="http://schemas.microsoft.com/office/drawing/2017/model3d" xmlns:o="urn:schemas-microsoft-com:office:office" xmlns:oel="http://schemas.microsoft.com/office/2019/extlst" xmlns:r="http://schemas.openxmlformats.org/officeDocument/2006/relationships" xmlns:m="http://schemas.openxmlformats.org/officeDocument/2006/math" xmlns:v="urn:schemas-microsoft-com:vml" xmlns:wp14="http://schemas.microsoft.com/office/word/2010/wordprocessingDrawing" xmlns:wp="http://schemas.openxmlformats.org/drawingml/2006/wordprocessingDrawing" xmlns:w10="urn:schemas-microsoft-com:office:word" xmlns:w="http://schemas.openxmlformats.org/wordprocessingml/2006/main" xmlns:w14="http://schemas.microsoft.com/office/word/2010/wordml" xmlns:w15="http://schemas.microsoft.com/office/word/2012/wordml" xmlns:w16cex="http://schemas.microsoft.com/office/word/2018/wordml/cex" xmlns:w16cid="http://schemas.microsoft.com/office/word/2016/wordml/cid" xmlns:w16="http://schemas.microsoft.com/office/word/2018/wordml" xmlns:w16du="http://schemas.microsoft.com/office/word/2023/wordml/word16du" xmlns:w16sdtdh="http://schemas.microsoft.com/office/word/2020/wordml/sdtdatahash" xmlns:w16se="http://schemas.microsoft.com/office/word/2015/wordml/symex" xmlns:wpg="http://schemas.microsoft.com/office/word/2010/wordprocessingGroup" xmlns:wpi="http://schemas.microsoft.com/office/word/2010/wordprocessingInk" xmlns:wne="http://schemas.microsoft.com/office/word/2006/wordml" xmlns:wps="http://schemas.microsoft.com/office/word/2010/wordprocessingShape" mc:Ignorable="w14 w15 w16se w16cid w16 w16cex w16sdtdh w16du wp14">
+  <w:abstractNum w:abstractNumId="0" w15:restartNumberingAfterBreak="0">
     <w:nsid w:val="29402B30"/>
     <w:multiLevelType w:val="multilevel"/>
     <w:tmpl w:val="37E22396"/>
@@ -386,14 +443,14 @@
       </w:rPr>
     </w:lvl>
   </w:abstractNum>
-  <w:num w:numId="1">
+  <w:num w:numId="1" w16cid:durableId="720592332">
     <w:abstractNumId w:val="0"/>
   </w:num>
 </w:numbering>
 </file>
 
 <file path=word/styles.xml><?xml version="1.0" encoding="utf-8"?>
-<w:styles xmlns:mc="http://schemas.openxmlformats.org/markup-compatibility/2006" xmlns:r="http://schemas.openxmlformats.org/officeDocument/2006/relationships" xmlns:w="http://schemas.openxmlformats.org/wordprocessingml/2006/main" xmlns:w14="http://schemas.microsoft.com/office/word/2010/wordml" xmlns:w15="http://schemas.microsoft.com/office/word/2012/wordml" mc:Ignorable="w14 w15">
+<w:styles xmlns:mc="http://schemas.openxmlformats.org/markup-compatibility/2006" xmlns:r="http://schemas.openxmlformats.org/officeDocument/2006/relationships" xmlns:w="http://schemas.openxmlformats.org/wordprocessingml/2006/main" xmlns:w14="http://schemas.microsoft.com/office/word/2010/wordml" xmlns:w15="http://schemas.microsoft.com/office/word/2012/wordml" xmlns:w16cex="http://schemas.microsoft.com/office/word/2018/wordml/cex" xmlns:w16cid="http://schemas.microsoft.com/office/word/2016/wordml/cid" xmlns:w16="http://schemas.microsoft.com/office/word/2018/wordml" xmlns:w16du="http://schemas.microsoft.com/office/word/2023/wordml/word16du" xmlns:w16sdtdh="http://schemas.microsoft.com/office/word/2020/wordml/sdtdatahash" xmlns:w16se="http://schemas.microsoft.com/office/word/2015/wordml/symex" mc:Ignorable="w14 w15 w16se w16cid w16 w16cex w16sdtdh w16du">
   <w:docDefaults>
     <w:rPrDefault>
       <w:rPr>
@@ -409,7 +466,7 @@
       </w:pPr>
     </w:pPrDefault>
   </w:docDefaults>
-  <w:latentStyles w:defLockedState="0" w:defUIPriority="99" w:defSemiHidden="0" w:defUnhideWhenUsed="0" w:defQFormat="0" w:count="371">
+  <w:latentStyles w:defLockedState="0" w:defUIPriority="99" w:defSemiHidden="0" w:defUnhideWhenUsed="0" w:defQFormat="0" w:count="376">
     <w:lsdException w:name="Normal" w:uiPriority="0" w:qFormat="1"/>
     <w:lsdException w:name="heading 1" w:uiPriority="9" w:qFormat="1"/>
     <w:lsdException w:name="heading 2" w:semiHidden="1" w:uiPriority="9" w:unhideWhenUsed="1" w:qFormat="1"/>
@@ -781,6 +838,11 @@
     <w:lsdException w:name="List Table 5 Dark Accent 6" w:uiPriority="50"/>
     <w:lsdException w:name="List Table 6 Colorful Accent 6" w:uiPriority="51"/>
     <w:lsdException w:name="List Table 7 Colorful Accent 6" w:uiPriority="52"/>
+    <w:lsdException w:name="Mention" w:semiHidden="1" w:unhideWhenUsed="1"/>
+    <w:lsdException w:name="Smart Hyperlink" w:semiHidden="1" w:unhideWhenUsed="1"/>
+    <w:lsdException w:name="Hashtag" w:semiHidden="1" w:unhideWhenUsed="1"/>
+    <w:lsdException w:name="Unresolved Mention" w:semiHidden="1" w:unhideWhenUsed="1"/>
+    <w:lsdException w:name="Smart Link" w:semiHidden="1" w:unhideWhenUsed="1"/>
   </w:latentStyles>
   <w:style w:type="paragraph" w:default="1" w:styleId="Normal">
     <w:name w:val="Normal"/>
@@ -962,6 +1024,50 @@
       <w:b/>
       <w:bCs/>
     </w:rPr>
+  </w:style>
+  <w:style w:type="paragraph" w:styleId="Header">
+    <w:name w:val="header"/>
+    <w:basedOn w:val="Normal"/>
+    <w:link w:val="HeaderChar"/>
+    <w:uiPriority w:val="99"/>
+    <w:unhideWhenUsed/>
+    <w:rsid w:val="00C921CB"/>
+    <w:pPr>
+      <w:tabs>
+        <w:tab w:val="center" w:pos="4680"/>
+        <w:tab w:val="right" w:pos="9360"/>
+      </w:tabs>
+      <w:spacing w:after="0" w:line="240" w:lineRule="auto"/>
+    </w:pPr>
+  </w:style>
+  <w:style w:type="character" w:customStyle="1" w:styleId="HeaderChar">
+    <w:name w:val="Header Char"/>
+    <w:basedOn w:val="DefaultParagraphFont"/>
+    <w:link w:val="Header"/>
+    <w:uiPriority w:val="99"/>
+    <w:rsid w:val="00C921CB"/>
+  </w:style>
+  <w:style w:type="paragraph" w:styleId="Footer">
+    <w:name w:val="footer"/>
+    <w:basedOn w:val="Normal"/>
+    <w:link w:val="FooterChar"/>
+    <w:uiPriority w:val="99"/>
+    <w:unhideWhenUsed/>
+    <w:rsid w:val="00C921CB"/>
+    <w:pPr>
+      <w:tabs>
+        <w:tab w:val="center" w:pos="4680"/>
+        <w:tab w:val="right" w:pos="9360"/>
+      </w:tabs>
+      <w:spacing w:after="0" w:line="240" w:lineRule="auto"/>
+    </w:pPr>
+  </w:style>
+  <w:style w:type="character" w:customStyle="1" w:styleId="FooterChar">
+    <w:name w:val="Footer Char"/>
+    <w:basedOn w:val="DefaultParagraphFont"/>
+    <w:link w:val="Footer"/>
+    <w:uiPriority w:val="99"/>
+    <w:rsid w:val="00C921CB"/>
   </w:style>
 </w:styles>
 </file>
